--- a/guardianship-petition/00_הנחיות_מילוי.docx
+++ b/guardianship-petition/00_הנחיות_מילוי.docx
@@ -248,7 +248,7 @@
                 <w:szCs w:val="24"/>
                 <w:rtl/>
               </w:rPr>
-              <w:t xml:space="preserve">הבקשה + התצהיר (כולל האישור)</w:t>
+              <w:t xml:space="preserve">מולא: שרה חד, ת.ז. 454455511</w:t>
             </w:r>
           </w:p>
         </w:tc>
@@ -281,7 +281,7 @@
                 <w:szCs w:val="24"/>
                 <w:rtl/>
               </w:rPr>
-              <w:t xml:space="preserve">זהה בכל המסמכים</w:t>
+              <w:t xml:space="preserve">ספרת הביקורת של מספר ת.ז. זה אינה תקינה - לבדוק מול תעודת הזהות</w:t>
             </w:r>
           </w:p>
         </w:tc>
@@ -349,7 +349,7 @@
                 <w:szCs w:val="24"/>
                 <w:rtl/>
               </w:rPr>
-              <w:t xml:space="preserve">הבקשה + התצהיר</w:t>
+              <w:t xml:space="preserve">הבקשה</w:t>
             </w:r>
           </w:p>
         </w:tc>
@@ -450,7 +450,7 @@
                 <w:szCs w:val="24"/>
                 <w:rtl/>
               </w:rPr>
-              <w:t xml:space="preserve">כותרת הבקשה והתצהיר + סעיף 2 בתצהיר</w:t>
+              <w:t xml:space="preserve">כותרת הבקשה</w:t>
             </w:r>
           </w:p>
         </w:tc>
@@ -551,7 +551,7 @@
                 <w:szCs w:val="24"/>
                 <w:rtl/>
               </w:rPr>
-              <w:t xml:space="preserve">שני המסמכים</w:t>
+              <w:t xml:space="preserve">הבקשה</w:t>
             </w:r>
           </w:p>
         </w:tc>
@@ -652,7 +652,7 @@
                 <w:szCs w:val="24"/>
                 <w:rtl/>
               </w:rPr>
-              <w:t xml:space="preserve">פרק ב' בבקשה + התצהיר</w:t>
+              <w:t xml:space="preserve">פרק ב' בבקשה</w:t>
             </w:r>
           </w:p>
         </w:tc>
@@ -744,7 +744,7 @@
                 <w:szCs w:val="24"/>
                 <w:rtl/>
               </w:rPr>
-              <w:t xml:space="preserve">פרק ב' בבקשה + התצהיר</w:t>
+              <w:t xml:space="preserve">פרק ב' בבקשה</w:t>
             </w:r>
           </w:p>
         </w:tc>
@@ -845,7 +845,7 @@
                 <w:szCs w:val="24"/>
                 <w:rtl/>
               </w:rPr>
-              <w:t xml:space="preserve">פרק ב' בבקשה + התצהיר</w:t>
+              <w:t xml:space="preserve">פרק ב' בבקשה</w:t>
             </w:r>
           </w:p>
         </w:tc>
@@ -946,7 +946,7 @@
                 <w:szCs w:val="24"/>
                 <w:rtl/>
               </w:rPr>
-              <w:t xml:space="preserve">פרק ג' בבקשה + התצהיר</w:t>
+              <w:t xml:space="preserve">פרק ג' בבקשה</w:t>
             </w:r>
           </w:p>
         </w:tc>
@@ -1047,7 +1047,7 @@
                 <w:szCs w:val="24"/>
                 <w:rtl/>
               </w:rPr>
-              <w:t xml:space="preserve">פרק ג' בבקשה + התצהיר</w:t>
+              <w:t xml:space="preserve">פרק ג' בבקשה</w:t>
             </w:r>
           </w:p>
         </w:tc>

--- a/guardianship-petition/00_הנחיות_מילוי.docx
+++ b/guardianship-petition/00_הנחיות_מילוי.docx
@@ -1218,7 +1218,7 @@
           <w:szCs w:val="24"/>
           <w:rtl/>
         </w:rPr>
-        <w:t xml:space="preserve">אם תביעת הגירושין הוגשה לבית הדין הרבני ונכרכו בה ענייני הילדים (משמורת, חינוך), ייתכן שהסמכות בעניין זה נתונה לבית הדין. יש לבדוק את כתב התביעה בבית הדין לפני ההגשה, ולהתאים את סעיף 4 בפרק ב' לבקשה.</w:t>
+        <w:t xml:space="preserve">אם תביעת הגירושין הוגשה לבית הדין הרבני ונכרכו בה ענייני הילדים (משמורת, חינוך), ייתכן שהסמכות בעניין זה נתונה לבית הדין. יש לבדוק את כתב התביעה בבית הדין לפני ההגשה, ולהתאים את סעיף הסמכות בבקשה.</w:t>
       </w:r>
     </w:p>
     <w:p>
@@ -1250,7 +1250,7 @@
           <w:szCs w:val="24"/>
           <w:rtl/>
         </w:rPr>
-        <w:t xml:space="preserve">אם אין עדיין הליך תלוי בין הצדדים בבית המשפט לענייני משפחה, יש להגיש תחילה בקשה ליישוב סכסוך לפי החוק להסדר התדיינויות בסכסוכי משפחה, התשע"ה-2014. אם הבקשה מוגשת בתוך הליך קיים - יש למחוק את הסעיף האחרון בפרק ה'.</w:t>
+        <w:t xml:space="preserve">אם אין עדיין הליך תלוי בין הצדדים בבית המשפט לענייני משפחה, יש להגיש תחילה בקשה ליישוב סכסוך לפי החוק להסדר התדיינויות בסכסוכי משפחה, התשע"ה-2014. במקרה כזה יש להוסיף לסעיף הסמכות את מועד הגשת הבקשה ליישוב סכסוך ואת סיום תקופת העיכוב.</w:t>
       </w:r>
     </w:p>
     <w:p>
@@ -1282,7 +1282,7 @@
           <w:szCs w:val="24"/>
           <w:rtl/>
         </w:rPr>
-        <w:t xml:space="preserve">בתי המשפט נותנים סמכות בלעדית על יסוד אירועים מתועדים: תאריך, הפנייה, תגובת האב והנזק לילד. בלי שניים-שלושה מקרים כאלה, סביר שהסעד העיקרי יידחה, או שהתיק יופנה לתסקיר ויתארך. יש לצרף צילומי מסך והודעות כנספח ג'.</w:t>
+        <w:t xml:space="preserve">בתי המשפט נותנים סמכות בלעדית על יסוד אירועים מתועדים: תאריך, הפנייה, תגובת האב והנזק לילד. בלי מקרה כזה אחד לפחות, סביר שהסעד העיקרי יידחה, או שהתיק יופנה לתסקיר ויתארך. יש לצרף צילומי מסך והודעות כנספח ג'.</w:t>
       </w:r>
     </w:p>
     <w:p>
@@ -1305,16 +1305,16 @@
           <w:szCs w:val="24"/>
           <w:rtl/>
         </w:rPr>
-        <w:t xml:space="preserve">דיוק לגבי הקשר עם האב. </w:t>
-      </w:r>
-      <w:r>
-        <w:rPr>
-          <w:rFonts w:ascii="David" w:cs="David" w:eastAsia="David" w:hAnsi="David"/>
-          <w:sz w:val="24"/>
-          <w:szCs w:val="24"/>
-          <w:rtl/>
-        </w:rPr>
-        <w:t xml:space="preserve">אם קיים קשר כלשהו בין האב לילדים, יש לתאר אותו כפי שהוא. הגזמה תפגע באמינות המבקשת בכל ההליך, כולל בהליך הגירושין.</w:t>
+        <w:t xml:space="preserve">התצהיר המקוצר. </w:t>
+      </w:r>
+      <w:r>
+        <w:rPr>
+          <w:rFonts w:ascii="David" w:cs="David" w:eastAsia="David" w:hAnsi="David"/>
+          <w:sz w:val="24"/>
+          <w:szCs w:val="24"/>
+          <w:rtl/>
+        </w:rPr>
+        <w:t xml:space="preserve">התצהיר מאמת את "כל האמור בבקשה". לכן יש למלא את הבקשה עד הסוף לפני שהמבקשת חותמת על התצהיר.</w:t>
       </w:r>
     </w:p>
     <w:p>
@@ -1337,16 +1337,16 @@
           <w:szCs w:val="24"/>
           <w:rtl/>
         </w:rPr>
-        <w:t xml:space="preserve">מזונות. </w:t>
-      </w:r>
-      <w:r>
-        <w:rPr>
-          <w:rFonts w:ascii="David" w:cs="David" w:eastAsia="David" w:hAnsi="David"/>
-          <w:sz w:val="24"/>
-          <w:szCs w:val="24"/>
-          <w:rtl/>
-        </w:rPr>
-        <w:t xml:space="preserve">אי-תשלום מזונות אינו עילה משפטית לאפוטרופסות בלעדית. הוא מוצג בבקשה כראיה לניתוק מהאחריות ההורית, ולא מעבר לכך. אין להרחיב בו.</w:t>
+        <w:t xml:space="preserve">דיוק לגבי הקשר עם האב. </w:t>
+      </w:r>
+      <w:r>
+        <w:rPr>
+          <w:rFonts w:ascii="David" w:cs="David" w:eastAsia="David" w:hAnsi="David"/>
+          <w:sz w:val="24"/>
+          <w:szCs w:val="24"/>
+          <w:rtl/>
+        </w:rPr>
+        <w:t xml:space="preserve">אם קיים קשר כלשהו בין האב לילדים, אין לכתוב שאינו קיים. הגזמה תפגע באמינות המבקשת בכל ההליך, כולל בהליך הגירושין.</w:t>
       </w:r>
     </w:p>
     <w:p>
@@ -1369,16 +1369,16 @@
           <w:szCs w:val="24"/>
           <w:rtl/>
         </w:rPr>
-        <w:t xml:space="preserve">יציאה לחו"ל (סעד ב(6)). </w:t>
-      </w:r>
-      <w:r>
-        <w:rPr>
-          <w:rFonts w:ascii="David" w:cs="David" w:eastAsia="David" w:hAnsi="David"/>
-          <w:sz w:val="24"/>
-          <w:szCs w:val="24"/>
-          <w:rtl/>
-        </w:rPr>
-        <w:t xml:space="preserve">סעיף זה עלול לעורר התנגדות של האב ולהאט את ההליך כולו. מומלץ לכלול אותו רק אם יש צורך ממשי וקרוב. אחרת, עדיף למחוק אותו ולהגיש בקשה נפרדת בעת הצורך.</w:t>
+        <w:t xml:space="preserve">מזונות. </w:t>
+      </w:r>
+      <w:r>
+        <w:rPr>
+          <w:rFonts w:ascii="David" w:cs="David" w:eastAsia="David" w:hAnsi="David"/>
+          <w:sz w:val="24"/>
+          <w:szCs w:val="24"/>
+          <w:rtl/>
+        </w:rPr>
+        <w:t xml:space="preserve">אי-תשלום מזונות אינו עילה משפטית לאפוטרופסות בלעדית. הוא מוזכר בבקשה רק כחלק מהתמונה, ואין להרחיב בו.</w:t>
       </w:r>
     </w:p>
     <w:p>
@@ -1433,16 +1433,16 @@
           <w:szCs w:val="24"/>
           <w:rtl/>
         </w:rPr>
-        <w:t xml:space="preserve">תסקיר. </w:t>
-      </w:r>
-      <w:r>
-        <w:rPr>
-          <w:rFonts w:ascii="David" w:cs="David" w:eastAsia="David" w:hAnsi="David"/>
-          <w:sz w:val="24"/>
-          <w:szCs w:val="24"/>
-          <w:rtl/>
-        </w:rPr>
-        <w:t xml:space="preserve">בית המשפט עשוי להפנות את העניין לעו"ס לסדרי דין. יש להכין את המבקשת לכך.</w:t>
+        <w:t xml:space="preserve">מספר הקטינים. </w:t>
+      </w:r>
+      <w:r>
+        <w:rPr>
+          <w:rFonts w:ascii="David" w:cs="David" w:eastAsia="David" w:hAnsi="David"/>
+          <w:sz w:val="24"/>
+          <w:szCs w:val="24"/>
+          <w:rtl/>
+        </w:rPr>
+        <w:t xml:space="preserve">בכותרת הבקשה יש שלוש שורות לקטינים. יש להוסיף או למחוק שורות לפי הצורך.</w:t>
       </w:r>
     </w:p>
     <w:p>
@@ -1465,16 +1465,16 @@
           <w:szCs w:val="24"/>
           <w:rtl/>
         </w:rPr>
-        <w:t xml:space="preserve">אסמכתאות. </w:t>
-      </w:r>
-      <w:r>
-        <w:rPr>
-          <w:rFonts w:ascii="David" w:cs="David" w:eastAsia="David" w:hAnsi="David"/>
-          <w:sz w:val="24"/>
-          <w:szCs w:val="24"/>
-          <w:rtl/>
-        </w:rPr>
-        <w:t xml:space="preserve">יש לאמת בנבו את ההפניות לפסיקה ולחקיקה לפני ההגשה, ולשקול להוסיף פסיקה עדכנית של בתי המשפט לענייני משפחה בעניין מתן סמכות בלעדית להורה.</w:t>
+        <w:t xml:space="preserve">תסקיר. </w:t>
+      </w:r>
+      <w:r>
+        <w:rPr>
+          <w:rFonts w:ascii="David" w:cs="David" w:eastAsia="David" w:hAnsi="David"/>
+          <w:sz w:val="24"/>
+          <w:szCs w:val="24"/>
+          <w:rtl/>
+        </w:rPr>
+        <w:t xml:space="preserve">בית המשפט עשוי להפנות את העניין לעו"ס לסדרי דין. יש להכין את המבקשת לכך.</w:t>
       </w:r>
     </w:p>
     <w:p>
@@ -1529,16 +1529,16 @@
           <w:szCs w:val="24"/>
           <w:rtl/>
         </w:rPr>
-        <w:t xml:space="preserve">מספור הנספחים. </w:t>
-      </w:r>
-      <w:r>
-        <w:rPr>
-          <w:rFonts w:ascii="David" w:cs="David" w:eastAsia="David" w:hAnsi="David"/>
-          <w:sz w:val="24"/>
-          <w:szCs w:val="24"/>
-          <w:rtl/>
-        </w:rPr>
-        <w:t xml:space="preserve">אם נספח ד' או ה' אינו מצורף, יש למחוק את הסעיף בפרק ז' לבקשה.</w:t>
+        <w:t xml:space="preserve">אורך. </w:t>
+      </w:r>
+      <w:r>
+        <w:rPr>
+          <w:rFonts w:ascii="David" w:cs="David" w:eastAsia="David" w:hAnsi="David"/>
+          <w:sz w:val="24"/>
+          <w:szCs w:val="24"/>
+          <w:rtl/>
+        </w:rPr>
+        <w:t xml:space="preserve">הבקשה בנויה לשני עמודים. מילוי הפרטים עשוי להוסיף כמה שורות; אם היא גולשת לעמוד שלישי, אפשר לקצר את סעיף הסעד הזמני או למחוק אותו.</w:t>
       </w:r>
     </w:p>
     <w:p>

--- a/guardianship-petition/00_הנחיות_מילוי.docx
+++ b/guardianship-petition/00_הנחיות_מילוי.docx
@@ -18,7 +18,7 @@
           <w:u w:val="single"/>
           <w:rtl/>
         </w:rPr>
-        <w:t xml:space="preserve">הנחיות מילוי - בקשה לאפוטרופסות יחידה וקבועה</w:t>
+        <w:t xml:space="preserve">הנחיות מילוי - בקשה דחופה לאפוטרופסות יחידה</w:t>
       </w:r>
     </w:p>
     <w:p>
@@ -34,7 +34,7 @@
           <w:szCs w:val="24"/>
           <w:rtl/>
         </w:rPr>
-        <w:t xml:space="preserve">מסמך זה נועד לסייע במילוי החבילה. הוא אינו מוגש לבית המשפט - יש למחוק אותו לפני ההגשה.</w:t>
+        <w:t xml:space="preserve">מסמך זה אינו מוגש לבית המשפט.</w:t>
       </w:r>
     </w:p>
     <w:p>
@@ -54,7 +54,7 @@
           <w:u w:val="single"/>
           <w:rtl/>
         </w:rPr>
-        <w:t xml:space="preserve">טבלת משתנים - למלא פעם אחת ולהעתיק לכל המקומות</w:t>
+        <w:t xml:space="preserve">פרטים שנותר למלא</w:t>
       </w:r>
     </w:p>
     <w:tbl>
@@ -215,7 +215,7 @@
                 <w:szCs w:val="24"/>
                 <w:rtl/>
               </w:rPr>
-              <w:t xml:space="preserve">שם המבקשת ות.ז.</w:t>
+              <w:t xml:space="preserve">שם המשיב ות.ז.</w:t>
             </w:r>
           </w:p>
         </w:tc>
@@ -248,7 +248,7 @@
                 <w:szCs w:val="24"/>
                 <w:rtl/>
               </w:rPr>
-              <w:t xml:space="preserve">מולא: שרה חד, ת.ז. 454455511</w:t>
+              <w:t xml:space="preserve">כותרת הבקשה</w:t>
             </w:r>
           </w:p>
         </w:tc>
@@ -274,116 +274,6 @@
               <w:spacing w:after="0" w:line="300" w:lineRule="auto"/>
               <w:jc w:val="start"/>
             </w:pPr>
-            <w:r>
-              <w:rPr>
-                <w:rFonts w:ascii="David" w:cs="David" w:eastAsia="David" w:hAnsi="David"/>
-                <w:sz w:val="24"/>
-                <w:szCs w:val="24"/>
-                <w:rtl/>
-              </w:rPr>
-              <w:t xml:space="preserve">ספרת הביקורת של מספר ת.ז. זה אינה תקינה - לבדוק מול תעודת הזהות</w:t>
-            </w:r>
-          </w:p>
-        </w:tc>
-      </w:tr>
-      <w:tr>
-        <w:tc>
-          <w:tcPr>
-            <w:tcW w:type="dxa" w:w="2600"/>
-            <w:tcBorders>
-              <w:top w:val="single" w:color="808080" w:sz="4"/>
-              <w:left w:val="single" w:color="808080" w:sz="4"/>
-              <w:bottom w:val="single" w:color="808080" w:sz="4"/>
-              <w:right w:val="single" w:color="808080" w:sz="4"/>
-            </w:tcBorders>
-            <w:tcMar>
-              <w:top w:type="dxa" w:w="60"/>
-              <w:left w:type="dxa" w:w="100"/>
-              <w:bottom w:type="dxa" w:w="60"/>
-              <w:right w:type="dxa" w:w="100"/>
-            </w:tcMar>
-          </w:tcPr>
-          <w:p>
-            <w:pPr>
-              <w:bidi/>
-              <w:spacing w:after="0" w:line="300" w:lineRule="auto"/>
-              <w:jc w:val="start"/>
-            </w:pPr>
-            <w:r>
-              <w:rPr>
-                <w:rFonts w:ascii="David" w:cs="David" w:eastAsia="David" w:hAnsi="David"/>
-                <w:sz w:val="24"/>
-                <w:szCs w:val="24"/>
-                <w:rtl/>
-              </w:rPr>
-              <w:t xml:space="preserve">שם המשיב ות.ז.</w:t>
-            </w:r>
-          </w:p>
-        </w:tc>
-        <w:tc>
-          <w:tcPr>
-            <w:tcW w:type="dxa" w:w="3236"/>
-            <w:tcBorders>
-              <w:top w:val="single" w:color="808080" w:sz="4"/>
-              <w:left w:val="single" w:color="808080" w:sz="4"/>
-              <w:bottom w:val="single" w:color="808080" w:sz="4"/>
-              <w:right w:val="single" w:color="808080" w:sz="4"/>
-            </w:tcBorders>
-            <w:tcMar>
-              <w:top w:type="dxa" w:w="60"/>
-              <w:left w:type="dxa" w:w="100"/>
-              <w:bottom w:type="dxa" w:w="60"/>
-              <w:right w:type="dxa" w:w="100"/>
-            </w:tcMar>
-          </w:tcPr>
-          <w:p>
-            <w:pPr>
-              <w:bidi/>
-              <w:spacing w:after="0" w:line="300" w:lineRule="auto"/>
-              <w:jc w:val="start"/>
-            </w:pPr>
-            <w:r>
-              <w:rPr>
-                <w:rFonts w:ascii="David" w:cs="David" w:eastAsia="David" w:hAnsi="David"/>
-                <w:sz w:val="24"/>
-                <w:szCs w:val="24"/>
-                <w:rtl/>
-              </w:rPr>
-              <w:t xml:space="preserve">הבקשה</w:t>
-            </w:r>
-          </w:p>
-        </w:tc>
-        <w:tc>
-          <w:tcPr>
-            <w:tcW w:type="dxa" w:w="3236"/>
-            <w:tcBorders>
-              <w:top w:val="single" w:color="808080" w:sz="4"/>
-              <w:left w:val="single" w:color="808080" w:sz="4"/>
-              <w:bottom w:val="single" w:color="808080" w:sz="4"/>
-              <w:right w:val="single" w:color="808080" w:sz="4"/>
-            </w:tcBorders>
-            <w:tcMar>
-              <w:top w:type="dxa" w:w="60"/>
-              <w:left w:type="dxa" w:w="100"/>
-              <w:bottom w:type="dxa" w:w="60"/>
-              <w:right w:type="dxa" w:w="100"/>
-            </w:tcMar>
-          </w:tcPr>
-          <w:p>
-            <w:pPr>
-              <w:bidi/>
-              <w:spacing w:after="0" w:line="300" w:lineRule="auto"/>
-              <w:jc w:val="start"/>
-            </w:pPr>
-            <w:r>
-              <w:rPr>
-                <w:rFonts w:ascii="David" w:cs="David" w:eastAsia="David" w:hAnsi="David"/>
-                <w:sz w:val="24"/>
-                <w:szCs w:val="24"/>
-                <w:rtl/>
-              </w:rPr>
-              <w:t xml:space="preserve">זהה בכל המסמכים</w:t>
-            </w:r>
           </w:p>
         </w:tc>
       </w:tr>
@@ -483,7 +373,7 @@
                 <w:szCs w:val="24"/>
                 <w:rtl/>
               </w:rPr>
-              <w:t xml:space="preserve">לפי ספח ת.ז.</w:t>
+              <w:t xml:space="preserve">שם מלא של ב.ל בטבלה; בגוף הבקשה נשארים ראשי תיבות</w:t>
             </w:r>
           </w:p>
         </w:tc>
@@ -518,595 +408,7 @@
                 <w:szCs w:val="24"/>
                 <w:rtl/>
               </w:rPr>
-              <w:t xml:space="preserve">עיר בית המשפט ומספר תיק</w:t>
-            </w:r>
-          </w:p>
-        </w:tc>
-        <w:tc>
-          <w:tcPr>
-            <w:tcW w:type="dxa" w:w="3236"/>
-            <w:tcBorders>
-              <w:top w:val="single" w:color="808080" w:sz="4"/>
-              <w:left w:val="single" w:color="808080" w:sz="4"/>
-              <w:bottom w:val="single" w:color="808080" w:sz="4"/>
-              <w:right w:val="single" w:color="808080" w:sz="4"/>
-            </w:tcBorders>
-            <w:tcMar>
-              <w:top w:type="dxa" w:w="60"/>
-              <w:left w:type="dxa" w:w="100"/>
-              <w:bottom w:type="dxa" w:w="60"/>
-              <w:right w:type="dxa" w:w="100"/>
-            </w:tcMar>
-          </w:tcPr>
-          <w:p>
-            <w:pPr>
-              <w:bidi/>
-              <w:spacing w:after="0" w:line="300" w:lineRule="auto"/>
-              <w:jc w:val="start"/>
-            </w:pPr>
-            <w:r>
-              <w:rPr>
-                <w:rFonts w:ascii="David" w:cs="David" w:eastAsia="David" w:hAnsi="David"/>
-                <w:sz w:val="24"/>
-                <w:szCs w:val="24"/>
-                <w:rtl/>
-              </w:rPr>
-              <w:t xml:space="preserve">הבקשה</w:t>
-            </w:r>
-          </w:p>
-        </w:tc>
-        <w:tc>
-          <w:tcPr>
-            <w:tcW w:type="dxa" w:w="3236"/>
-            <w:tcBorders>
-              <w:top w:val="single" w:color="808080" w:sz="4"/>
-              <w:left w:val="single" w:color="808080" w:sz="4"/>
-              <w:bottom w:val="single" w:color="808080" w:sz="4"/>
-              <w:right w:val="single" w:color="808080" w:sz="4"/>
-            </w:tcBorders>
-            <w:tcMar>
-              <w:top w:type="dxa" w:w="60"/>
-              <w:left w:type="dxa" w:w="100"/>
-              <w:bottom w:type="dxa" w:w="60"/>
-              <w:right w:type="dxa" w:w="100"/>
-            </w:tcMar>
-          </w:tcPr>
-          <w:p>
-            <w:pPr>
-              <w:bidi/>
-              <w:spacing w:after="0" w:line="300" w:lineRule="auto"/>
-              <w:jc w:val="start"/>
-            </w:pPr>
-            <w:r>
-              <w:rPr>
-                <w:rFonts w:ascii="David" w:cs="David" w:eastAsia="David" w:hAnsi="David"/>
-                <w:sz w:val="24"/>
-                <w:szCs w:val="24"/>
-                <w:rtl/>
-              </w:rPr>
-              <w:t xml:space="preserve">לפי מקום מגורי הקטינים</w:t>
-            </w:r>
-          </w:p>
-        </w:tc>
-      </w:tr>
-      <w:tr>
-        <w:tc>
-          <w:tcPr>
-            <w:tcW w:type="dxa" w:w="2600"/>
-            <w:tcBorders>
-              <w:top w:val="single" w:color="808080" w:sz="4"/>
-              <w:left w:val="single" w:color="808080" w:sz="4"/>
-              <w:bottom w:val="single" w:color="808080" w:sz="4"/>
-              <w:right w:val="single" w:color="808080" w:sz="4"/>
-            </w:tcBorders>
-            <w:tcMar>
-              <w:top w:type="dxa" w:w="60"/>
-              <w:left w:type="dxa" w:w="100"/>
-              <w:bottom w:type="dxa" w:w="60"/>
-              <w:right w:type="dxa" w:w="100"/>
-            </w:tcMar>
-          </w:tcPr>
-          <w:p>
-            <w:pPr>
-              <w:bidi/>
-              <w:spacing w:after="0" w:line="300" w:lineRule="auto"/>
-              <w:jc w:val="start"/>
-            </w:pPr>
-            <w:r>
-              <w:rPr>
-                <w:rFonts w:ascii="David" w:cs="David" w:eastAsia="David" w:hAnsi="David"/>
-                <w:sz w:val="24"/>
-                <w:szCs w:val="24"/>
-                <w:rtl/>
-              </w:rPr>
-              <w:t xml:space="preserve">תאריך נישואין ותאריך פרידה</w:t>
-            </w:r>
-          </w:p>
-        </w:tc>
-        <w:tc>
-          <w:tcPr>
-            <w:tcW w:type="dxa" w:w="3236"/>
-            <w:tcBorders>
-              <w:top w:val="single" w:color="808080" w:sz="4"/>
-              <w:left w:val="single" w:color="808080" w:sz="4"/>
-              <w:bottom w:val="single" w:color="808080" w:sz="4"/>
-              <w:right w:val="single" w:color="808080" w:sz="4"/>
-            </w:tcBorders>
-            <w:tcMar>
-              <w:top w:type="dxa" w:w="60"/>
-              <w:left w:type="dxa" w:w="100"/>
-              <w:bottom w:type="dxa" w:w="60"/>
-              <w:right w:type="dxa" w:w="100"/>
-            </w:tcMar>
-          </w:tcPr>
-          <w:p>
-            <w:pPr>
-              <w:bidi/>
-              <w:spacing w:after="0" w:line="300" w:lineRule="auto"/>
-              <w:jc w:val="start"/>
-            </w:pPr>
-            <w:r>
-              <w:rPr>
-                <w:rFonts w:ascii="David" w:cs="David" w:eastAsia="David" w:hAnsi="David"/>
-                <w:sz w:val="24"/>
-                <w:szCs w:val="24"/>
-                <w:rtl/>
-              </w:rPr>
-              <w:t xml:space="preserve">פרק ב' בבקשה</w:t>
-            </w:r>
-          </w:p>
-        </w:tc>
-        <w:tc>
-          <w:tcPr>
-            <w:tcW w:type="dxa" w:w="3236"/>
-            <w:tcBorders>
-              <w:top w:val="single" w:color="808080" w:sz="4"/>
-              <w:left w:val="single" w:color="808080" w:sz="4"/>
-              <w:bottom w:val="single" w:color="808080" w:sz="4"/>
-              <w:right w:val="single" w:color="808080" w:sz="4"/>
-            </w:tcBorders>
-            <w:tcMar>
-              <w:top w:type="dxa" w:w="60"/>
-              <w:left w:type="dxa" w:w="100"/>
-              <w:bottom w:type="dxa" w:w="60"/>
-              <w:right w:type="dxa" w:w="100"/>
-            </w:tcMar>
-          </w:tcPr>
-          <w:p>
-            <w:pPr>
-              <w:bidi/>
-              <w:spacing w:after="0" w:line="300" w:lineRule="auto"/>
-              <w:jc w:val="start"/>
-            </w:pPr>
-          </w:p>
-        </w:tc>
-      </w:tr>
-      <w:tr>
-        <w:tc>
-          <w:tcPr>
-            <w:tcW w:type="dxa" w:w="2600"/>
-            <w:tcBorders>
-              <w:top w:val="single" w:color="808080" w:sz="4"/>
-              <w:left w:val="single" w:color="808080" w:sz="4"/>
-              <w:bottom w:val="single" w:color="808080" w:sz="4"/>
-              <w:right w:val="single" w:color="808080" w:sz="4"/>
-            </w:tcBorders>
-            <w:tcMar>
-              <w:top w:type="dxa" w:w="60"/>
-              <w:left w:type="dxa" w:w="100"/>
-              <w:bottom w:type="dxa" w:w="60"/>
-              <w:right w:type="dxa" w:w="100"/>
-            </w:tcMar>
-          </w:tcPr>
-          <w:p>
-            <w:pPr>
-              <w:bidi/>
-              <w:spacing w:after="0" w:line="300" w:lineRule="auto"/>
-              <w:jc w:val="start"/>
-            </w:pPr>
-            <w:r>
-              <w:rPr>
-                <w:rFonts w:ascii="David" w:cs="David" w:eastAsia="David" w:hAnsi="David"/>
-                <w:sz w:val="24"/>
-                <w:szCs w:val="24"/>
-                <w:rtl/>
-              </w:rPr>
-              <w:t xml:space="preserve">פרטי הליך הגירושין</w:t>
-            </w:r>
-          </w:p>
-        </w:tc>
-        <w:tc>
-          <w:tcPr>
-            <w:tcW w:type="dxa" w:w="3236"/>
-            <w:tcBorders>
-              <w:top w:val="single" w:color="808080" w:sz="4"/>
-              <w:left w:val="single" w:color="808080" w:sz="4"/>
-              <w:bottom w:val="single" w:color="808080" w:sz="4"/>
-              <w:right w:val="single" w:color="808080" w:sz="4"/>
-            </w:tcBorders>
-            <w:tcMar>
-              <w:top w:type="dxa" w:w="60"/>
-              <w:left w:type="dxa" w:w="100"/>
-              <w:bottom w:type="dxa" w:w="60"/>
-              <w:right w:type="dxa" w:w="100"/>
-            </w:tcMar>
-          </w:tcPr>
-          <w:p>
-            <w:pPr>
-              <w:bidi/>
-              <w:spacing w:after="0" w:line="300" w:lineRule="auto"/>
-              <w:jc w:val="start"/>
-            </w:pPr>
-            <w:r>
-              <w:rPr>
-                <w:rFonts w:ascii="David" w:cs="David" w:eastAsia="David" w:hAnsi="David"/>
-                <w:sz w:val="24"/>
-                <w:szCs w:val="24"/>
-                <w:rtl/>
-              </w:rPr>
-              <w:t xml:space="preserve">פרק ב' בבקשה</w:t>
-            </w:r>
-          </w:p>
-        </w:tc>
-        <w:tc>
-          <w:tcPr>
-            <w:tcW w:type="dxa" w:w="3236"/>
-            <w:tcBorders>
-              <w:top w:val="single" w:color="808080" w:sz="4"/>
-              <w:left w:val="single" w:color="808080" w:sz="4"/>
-              <w:bottom w:val="single" w:color="808080" w:sz="4"/>
-              <w:right w:val="single" w:color="808080" w:sz="4"/>
-            </w:tcBorders>
-            <w:tcMar>
-              <w:top w:type="dxa" w:w="60"/>
-              <w:left w:type="dxa" w:w="100"/>
-              <w:bottom w:type="dxa" w:w="60"/>
-              <w:right w:type="dxa" w:w="100"/>
-            </w:tcMar>
-          </w:tcPr>
-          <w:p>
-            <w:pPr>
-              <w:bidi/>
-              <w:spacing w:after="0" w:line="300" w:lineRule="auto"/>
-              <w:jc w:val="start"/>
-            </w:pPr>
-            <w:r>
-              <w:rPr>
-                <w:rFonts w:ascii="David" w:cs="David" w:eastAsia="David" w:hAnsi="David"/>
-                <w:sz w:val="24"/>
-                <w:szCs w:val="24"/>
-                <w:rtl/>
-              </w:rPr>
-              <w:t xml:space="preserve">ערכאה ומספר תיק</w:t>
-            </w:r>
-          </w:p>
-        </w:tc>
-      </w:tr>
-      <w:tr>
-        <w:tc>
-          <w:tcPr>
-            <w:tcW w:type="dxa" w:w="2600"/>
-            <w:tcBorders>
-              <w:top w:val="single" w:color="808080" w:sz="4"/>
-              <w:left w:val="single" w:color="808080" w:sz="4"/>
-              <w:bottom w:val="single" w:color="808080" w:sz="4"/>
-              <w:right w:val="single" w:color="808080" w:sz="4"/>
-            </w:tcBorders>
-            <w:tcMar>
-              <w:top w:type="dxa" w:w="60"/>
-              <w:left w:type="dxa" w:w="100"/>
-              <w:bottom w:type="dxa" w:w="60"/>
-              <w:right w:type="dxa" w:w="100"/>
-            </w:tcMar>
-          </w:tcPr>
-          <w:p>
-            <w:pPr>
-              <w:bidi/>
-              <w:spacing w:after="0" w:line="300" w:lineRule="auto"/>
-              <w:jc w:val="start"/>
-            </w:pPr>
-            <w:r>
-              <w:rPr>
-                <w:rFonts w:ascii="David" w:cs="David" w:eastAsia="David" w:hAnsi="David"/>
-                <w:sz w:val="24"/>
-                <w:szCs w:val="24"/>
-                <w:rtl/>
-              </w:rPr>
-              <w:t xml:space="preserve">מקום מגורי המשיב והמרחק</w:t>
-            </w:r>
-          </w:p>
-        </w:tc>
-        <w:tc>
-          <w:tcPr>
-            <w:tcW w:type="dxa" w:w="3236"/>
-            <w:tcBorders>
-              <w:top w:val="single" w:color="808080" w:sz="4"/>
-              <w:left w:val="single" w:color="808080" w:sz="4"/>
-              <w:bottom w:val="single" w:color="808080" w:sz="4"/>
-              <w:right w:val="single" w:color="808080" w:sz="4"/>
-            </w:tcBorders>
-            <w:tcMar>
-              <w:top w:type="dxa" w:w="60"/>
-              <w:left w:type="dxa" w:w="100"/>
-              <w:bottom w:type="dxa" w:w="60"/>
-              <w:right w:type="dxa" w:w="100"/>
-            </w:tcMar>
-          </w:tcPr>
-          <w:p>
-            <w:pPr>
-              <w:bidi/>
-              <w:spacing w:after="0" w:line="300" w:lineRule="auto"/>
-              <w:jc w:val="start"/>
-            </w:pPr>
-            <w:r>
-              <w:rPr>
-                <w:rFonts w:ascii="David" w:cs="David" w:eastAsia="David" w:hAnsi="David"/>
-                <w:sz w:val="24"/>
-                <w:szCs w:val="24"/>
-                <w:rtl/>
-              </w:rPr>
-              <w:t xml:space="preserve">פרק ב' בבקשה</w:t>
-            </w:r>
-          </w:p>
-        </w:tc>
-        <w:tc>
-          <w:tcPr>
-            <w:tcW w:type="dxa" w:w="3236"/>
-            <w:tcBorders>
-              <w:top w:val="single" w:color="808080" w:sz="4"/>
-              <w:left w:val="single" w:color="808080" w:sz="4"/>
-              <w:bottom w:val="single" w:color="808080" w:sz="4"/>
-              <w:right w:val="single" w:color="808080" w:sz="4"/>
-            </w:tcBorders>
-            <w:tcMar>
-              <w:top w:type="dxa" w:w="60"/>
-              <w:left w:type="dxa" w:w="100"/>
-              <w:bottom w:type="dxa" w:w="60"/>
-              <w:right w:type="dxa" w:w="100"/>
-            </w:tcMar>
-          </w:tcPr>
-          <w:p>
-            <w:pPr>
-              <w:bidi/>
-              <w:spacing w:after="0" w:line="300" w:lineRule="auto"/>
-              <w:jc w:val="start"/>
-            </w:pPr>
-            <w:r>
-              <w:rPr>
-                <w:rFonts w:ascii="David" w:cs="David" w:eastAsia="David" w:hAnsi="David"/>
-                <w:sz w:val="24"/>
-                <w:szCs w:val="24"/>
-                <w:rtl/>
-              </w:rPr>
-              <w:t xml:space="preserve">בק"מ</w:t>
-            </w:r>
-          </w:p>
-        </w:tc>
-      </w:tr>
-      <w:tr>
-        <w:tc>
-          <w:tcPr>
-            <w:tcW w:type="dxa" w:w="2600"/>
-            <w:tcBorders>
-              <w:top w:val="single" w:color="808080" w:sz="4"/>
-              <w:left w:val="single" w:color="808080" w:sz="4"/>
-              <w:bottom w:val="single" w:color="808080" w:sz="4"/>
-              <w:right w:val="single" w:color="808080" w:sz="4"/>
-            </w:tcBorders>
-            <w:tcMar>
-              <w:top w:type="dxa" w:w="60"/>
-              <w:left w:type="dxa" w:w="100"/>
-              <w:bottom w:type="dxa" w:w="60"/>
-              <w:right w:type="dxa" w:w="100"/>
-            </w:tcMar>
-          </w:tcPr>
-          <w:p>
-            <w:pPr>
-              <w:bidi/>
-              <w:spacing w:after="0" w:line="300" w:lineRule="auto"/>
-              <w:jc w:val="start"/>
-            </w:pPr>
-            <w:r>
-              <w:rPr>
-                <w:rFonts w:ascii="David" w:cs="David" w:eastAsia="David" w:hAnsi="David"/>
-                <w:sz w:val="24"/>
-                <w:szCs w:val="24"/>
-                <w:rtl/>
-              </w:rPr>
-              <w:t xml:space="preserve">מקרי סירוב לחתום</w:t>
-            </w:r>
-          </w:p>
-        </w:tc>
-        <w:tc>
-          <w:tcPr>
-            <w:tcW w:type="dxa" w:w="3236"/>
-            <w:tcBorders>
-              <w:top w:val="single" w:color="808080" w:sz="4"/>
-              <w:left w:val="single" w:color="808080" w:sz="4"/>
-              <w:bottom w:val="single" w:color="808080" w:sz="4"/>
-              <w:right w:val="single" w:color="808080" w:sz="4"/>
-            </w:tcBorders>
-            <w:tcMar>
-              <w:top w:type="dxa" w:w="60"/>
-              <w:left w:type="dxa" w:w="100"/>
-              <w:bottom w:type="dxa" w:w="60"/>
-              <w:right w:type="dxa" w:w="100"/>
-            </w:tcMar>
-          </w:tcPr>
-          <w:p>
-            <w:pPr>
-              <w:bidi/>
-              <w:spacing w:after="0" w:line="300" w:lineRule="auto"/>
-              <w:jc w:val="start"/>
-            </w:pPr>
-            <w:r>
-              <w:rPr>
-                <w:rFonts w:ascii="David" w:cs="David" w:eastAsia="David" w:hAnsi="David"/>
-                <w:sz w:val="24"/>
-                <w:szCs w:val="24"/>
-                <w:rtl/>
-              </w:rPr>
-              <w:t xml:space="preserve">פרק ג' בבקשה</w:t>
-            </w:r>
-          </w:p>
-        </w:tc>
-        <w:tc>
-          <w:tcPr>
-            <w:tcW w:type="dxa" w:w="3236"/>
-            <w:tcBorders>
-              <w:top w:val="single" w:color="808080" w:sz="4"/>
-              <w:left w:val="single" w:color="808080" w:sz="4"/>
-              <w:bottom w:val="single" w:color="808080" w:sz="4"/>
-              <w:right w:val="single" w:color="808080" w:sz="4"/>
-            </w:tcBorders>
-            <w:tcMar>
-              <w:top w:type="dxa" w:w="60"/>
-              <w:left w:type="dxa" w:w="100"/>
-              <w:bottom w:type="dxa" w:w="60"/>
-              <w:right w:type="dxa" w:w="100"/>
-            </w:tcMar>
-          </w:tcPr>
-          <w:p>
-            <w:pPr>
-              <w:bidi/>
-              <w:spacing w:after="0" w:line="300" w:lineRule="auto"/>
-              <w:jc w:val="start"/>
-            </w:pPr>
-            <w:r>
-              <w:rPr>
-                <w:rFonts w:ascii="David" w:cs="David" w:eastAsia="David" w:hAnsi="David"/>
-                <w:sz w:val="24"/>
-                <w:szCs w:val="24"/>
-                <w:rtl/>
-              </w:rPr>
-              <w:t xml:space="preserve">תאריך, מסמך, תגובה, תוצאה</w:t>
-            </w:r>
-          </w:p>
-        </w:tc>
-      </w:tr>
-      <w:tr>
-        <w:tc>
-          <w:tcPr>
-            <w:tcW w:type="dxa" w:w="2600"/>
-            <w:tcBorders>
-              <w:top w:val="single" w:color="808080" w:sz="4"/>
-              <w:left w:val="single" w:color="808080" w:sz="4"/>
-              <w:bottom w:val="single" w:color="808080" w:sz="4"/>
-              <w:right w:val="single" w:color="808080" w:sz="4"/>
-            </w:tcBorders>
-            <w:tcMar>
-              <w:top w:type="dxa" w:w="60"/>
-              <w:left w:type="dxa" w:w="100"/>
-              <w:bottom w:type="dxa" w:w="60"/>
-              <w:right w:type="dxa" w:w="100"/>
-            </w:tcMar>
-          </w:tcPr>
-          <w:p>
-            <w:pPr>
-              <w:bidi/>
-              <w:spacing w:after="0" w:line="300" w:lineRule="auto"/>
-              <w:jc w:val="start"/>
-            </w:pPr>
-            <w:r>
-              <w:rPr>
-                <w:rFonts w:ascii="David" w:cs="David" w:eastAsia="David" w:hAnsi="David"/>
-                <w:sz w:val="24"/>
-                <w:szCs w:val="24"/>
-                <w:rtl/>
-              </w:rPr>
-              <w:t xml:space="preserve">מזונות: החלטה, חוב, תיק הוצל"פ</w:t>
-            </w:r>
-          </w:p>
-        </w:tc>
-        <w:tc>
-          <w:tcPr>
-            <w:tcW w:type="dxa" w:w="3236"/>
-            <w:tcBorders>
-              <w:top w:val="single" w:color="808080" w:sz="4"/>
-              <w:left w:val="single" w:color="808080" w:sz="4"/>
-              <w:bottom w:val="single" w:color="808080" w:sz="4"/>
-              <w:right w:val="single" w:color="808080" w:sz="4"/>
-            </w:tcBorders>
-            <w:tcMar>
-              <w:top w:type="dxa" w:w="60"/>
-              <w:left w:type="dxa" w:w="100"/>
-              <w:bottom w:type="dxa" w:w="60"/>
-              <w:right w:type="dxa" w:w="100"/>
-            </w:tcMar>
-          </w:tcPr>
-          <w:p>
-            <w:pPr>
-              <w:bidi/>
-              <w:spacing w:after="0" w:line="300" w:lineRule="auto"/>
-              <w:jc w:val="start"/>
-            </w:pPr>
-            <w:r>
-              <w:rPr>
-                <w:rFonts w:ascii="David" w:cs="David" w:eastAsia="David" w:hAnsi="David"/>
-                <w:sz w:val="24"/>
-                <w:szCs w:val="24"/>
-                <w:rtl/>
-              </w:rPr>
-              <w:t xml:space="preserve">פרק ג' בבקשה</w:t>
-            </w:r>
-          </w:p>
-        </w:tc>
-        <w:tc>
-          <w:tcPr>
-            <w:tcW w:type="dxa" w:w="3236"/>
-            <w:tcBorders>
-              <w:top w:val="single" w:color="808080" w:sz="4"/>
-              <w:left w:val="single" w:color="808080" w:sz="4"/>
-              <w:bottom w:val="single" w:color="808080" w:sz="4"/>
-              <w:right w:val="single" w:color="808080" w:sz="4"/>
-            </w:tcBorders>
-            <w:tcMar>
-              <w:top w:type="dxa" w:w="60"/>
-              <w:left w:type="dxa" w:w="100"/>
-              <w:bottom w:type="dxa" w:w="60"/>
-              <w:right w:type="dxa" w:w="100"/>
-            </w:tcMar>
-          </w:tcPr>
-          <w:p>
-            <w:pPr>
-              <w:bidi/>
-              <w:spacing w:after="0" w:line="300" w:lineRule="auto"/>
-              <w:jc w:val="start"/>
-            </w:pPr>
-          </w:p>
-        </w:tc>
-      </w:tr>
-      <w:tr>
-        <w:tc>
-          <w:tcPr>
-            <w:tcW w:type="dxa" w:w="2600"/>
-            <w:tcBorders>
-              <w:top w:val="single" w:color="808080" w:sz="4"/>
-              <w:left w:val="single" w:color="808080" w:sz="4"/>
-              <w:bottom w:val="single" w:color="808080" w:sz="4"/>
-              <w:right w:val="single" w:color="808080" w:sz="4"/>
-            </w:tcBorders>
-            <w:tcMar>
-              <w:top w:type="dxa" w:w="60"/>
-              <w:left w:type="dxa" w:w="100"/>
-              <w:bottom w:type="dxa" w:w="60"/>
-              <w:right w:type="dxa" w:w="100"/>
-            </w:tcMar>
-          </w:tcPr>
-          <w:p>
-            <w:pPr>
-              <w:bidi/>
-              <w:spacing w:after="0" w:line="300" w:lineRule="auto"/>
-              <w:jc w:val="start"/>
-            </w:pPr>
-            <w:r>
-              <w:rPr>
-                <w:rFonts w:ascii="David" w:cs="David" w:eastAsia="David" w:hAnsi="David"/>
-                <w:sz w:val="24"/>
-                <w:szCs w:val="24"/>
-                <w:rtl/>
-              </w:rPr>
-              <w:t xml:space="preserve">פרטי ב"כ (מ.ר., כתובת, טל', דוא"ל)</w:t>
+              <w:t xml:space="preserve">כתובת המבקשת</w:t>
             </w:r>
           </w:p>
         </w:tc>
@@ -1168,6 +470,199 @@
           </w:p>
         </w:tc>
       </w:tr>
+      <w:tr>
+        <w:tc>
+          <w:tcPr>
+            <w:tcW w:type="dxa" w:w="2600"/>
+            <w:tcBorders>
+              <w:top w:val="single" w:color="808080" w:sz="4"/>
+              <w:left w:val="single" w:color="808080" w:sz="4"/>
+              <w:bottom w:val="single" w:color="808080" w:sz="4"/>
+              <w:right w:val="single" w:color="808080" w:sz="4"/>
+            </w:tcBorders>
+            <w:tcMar>
+              <w:top w:type="dxa" w:w="60"/>
+              <w:left w:type="dxa" w:w="100"/>
+              <w:bottom w:type="dxa" w:w="60"/>
+              <w:right w:type="dxa" w:w="100"/>
+            </w:tcMar>
+          </w:tcPr>
+          <w:p>
+            <w:pPr>
+              <w:bidi/>
+              <w:spacing w:after="0" w:line="300" w:lineRule="auto"/>
+              <w:jc w:val="start"/>
+            </w:pPr>
+            <w:r>
+              <w:rPr>
+                <w:rFonts w:ascii="David" w:cs="David" w:eastAsia="David" w:hAnsi="David"/>
+                <w:sz w:val="24"/>
+                <w:szCs w:val="24"/>
+                <w:rtl/>
+              </w:rPr>
+              <w:t xml:space="preserve">פרטי ב"כ (מ.ר., כתובת, טל')</w:t>
+            </w:r>
+          </w:p>
+        </w:tc>
+        <w:tc>
+          <w:tcPr>
+            <w:tcW w:type="dxa" w:w="3236"/>
+            <w:tcBorders>
+              <w:top w:val="single" w:color="808080" w:sz="4"/>
+              <w:left w:val="single" w:color="808080" w:sz="4"/>
+              <w:bottom w:val="single" w:color="808080" w:sz="4"/>
+              <w:right w:val="single" w:color="808080" w:sz="4"/>
+            </w:tcBorders>
+            <w:tcMar>
+              <w:top w:type="dxa" w:w="60"/>
+              <w:left w:type="dxa" w:w="100"/>
+              <w:bottom w:type="dxa" w:w="60"/>
+              <w:right w:type="dxa" w:w="100"/>
+            </w:tcMar>
+          </w:tcPr>
+          <w:p>
+            <w:pPr>
+              <w:bidi/>
+              <w:spacing w:after="0" w:line="300" w:lineRule="auto"/>
+              <w:jc w:val="start"/>
+            </w:pPr>
+            <w:r>
+              <w:rPr>
+                <w:rFonts w:ascii="David" w:cs="David" w:eastAsia="David" w:hAnsi="David"/>
+                <w:sz w:val="24"/>
+                <w:szCs w:val="24"/>
+                <w:rtl/>
+              </w:rPr>
+              <w:t xml:space="preserve">כותרת הבקשה</w:t>
+            </w:r>
+          </w:p>
+        </w:tc>
+        <w:tc>
+          <w:tcPr>
+            <w:tcW w:type="dxa" w:w="3236"/>
+            <w:tcBorders>
+              <w:top w:val="single" w:color="808080" w:sz="4"/>
+              <w:left w:val="single" w:color="808080" w:sz="4"/>
+              <w:bottom w:val="single" w:color="808080" w:sz="4"/>
+              <w:right w:val="single" w:color="808080" w:sz="4"/>
+            </w:tcBorders>
+            <w:tcMar>
+              <w:top w:type="dxa" w:w="60"/>
+              <w:left w:type="dxa" w:w="100"/>
+              <w:bottom w:type="dxa" w:w="60"/>
+              <w:right w:type="dxa" w:w="100"/>
+            </w:tcMar>
+          </w:tcPr>
+          <w:p>
+            <w:pPr>
+              <w:bidi/>
+              <w:spacing w:after="0" w:line="300" w:lineRule="auto"/>
+              <w:jc w:val="start"/>
+            </w:pPr>
+          </w:p>
+        </w:tc>
+      </w:tr>
+      <w:tr>
+        <w:tc>
+          <w:tcPr>
+            <w:tcW w:type="dxa" w:w="2600"/>
+            <w:tcBorders>
+              <w:top w:val="single" w:color="808080" w:sz="4"/>
+              <w:left w:val="single" w:color="808080" w:sz="4"/>
+              <w:bottom w:val="single" w:color="808080" w:sz="4"/>
+              <w:right w:val="single" w:color="808080" w:sz="4"/>
+            </w:tcBorders>
+            <w:tcMar>
+              <w:top w:type="dxa" w:w="60"/>
+              <w:left w:type="dxa" w:w="100"/>
+              <w:bottom w:type="dxa" w:w="60"/>
+              <w:right w:type="dxa" w:w="100"/>
+            </w:tcMar>
+          </w:tcPr>
+          <w:p>
+            <w:pPr>
+              <w:bidi/>
+              <w:spacing w:after="0" w:line="300" w:lineRule="auto"/>
+              <w:jc w:val="start"/>
+            </w:pPr>
+            <w:r>
+              <w:rPr>
+                <w:rFonts w:ascii="David" w:cs="David" w:eastAsia="David" w:hAnsi="David"/>
+                <w:sz w:val="24"/>
+                <w:szCs w:val="24"/>
+                <w:rtl/>
+              </w:rPr>
+              <w:t xml:space="preserve">תאריך</w:t>
+            </w:r>
+          </w:p>
+        </w:tc>
+        <w:tc>
+          <w:tcPr>
+            <w:tcW w:type="dxa" w:w="3236"/>
+            <w:tcBorders>
+              <w:top w:val="single" w:color="808080" w:sz="4"/>
+              <w:left w:val="single" w:color="808080" w:sz="4"/>
+              <w:bottom w:val="single" w:color="808080" w:sz="4"/>
+              <w:right w:val="single" w:color="808080" w:sz="4"/>
+            </w:tcBorders>
+            <w:tcMar>
+              <w:top w:type="dxa" w:w="60"/>
+              <w:left w:type="dxa" w:w="100"/>
+              <w:bottom w:type="dxa" w:w="60"/>
+              <w:right w:type="dxa" w:w="100"/>
+            </w:tcMar>
+          </w:tcPr>
+          <w:p>
+            <w:pPr>
+              <w:bidi/>
+              <w:spacing w:after="0" w:line="300" w:lineRule="auto"/>
+              <w:jc w:val="start"/>
+            </w:pPr>
+            <w:r>
+              <w:rPr>
+                <w:rFonts w:ascii="David" w:cs="David" w:eastAsia="David" w:hAnsi="David"/>
+                <w:sz w:val="24"/>
+                <w:szCs w:val="24"/>
+                <w:rtl/>
+              </w:rPr>
+              <w:t xml:space="preserve">סוף הבקשה</w:t>
+            </w:r>
+          </w:p>
+        </w:tc>
+        <w:tc>
+          <w:tcPr>
+            <w:tcW w:type="dxa" w:w="3236"/>
+            <w:tcBorders>
+              <w:top w:val="single" w:color="808080" w:sz="4"/>
+              <w:left w:val="single" w:color="808080" w:sz="4"/>
+              <w:bottom w:val="single" w:color="808080" w:sz="4"/>
+              <w:right w:val="single" w:color="808080" w:sz="4"/>
+            </w:tcBorders>
+            <w:tcMar>
+              <w:top w:type="dxa" w:w="60"/>
+              <w:left w:type="dxa" w:w="100"/>
+              <w:bottom w:type="dxa" w:w="60"/>
+              <w:right w:type="dxa" w:w="100"/>
+            </w:tcMar>
+          </w:tcPr>
+          <w:p>
+            <w:pPr>
+              <w:bidi/>
+              <w:spacing w:after="0" w:line="300" w:lineRule="auto"/>
+              <w:jc w:val="start"/>
+            </w:pPr>
+            <w:r>
+              <w:rPr>
+                <w:rFonts w:ascii="David" w:cs="David" w:eastAsia="David" w:hAnsi="David"/>
+                <w:sz w:val="24"/>
+                <w:szCs w:val="24"/>
+                <w:rtl/>
+              </w:rPr>
+              <w:t xml:space="preserve">ותאריך האישור בתצהיר</w:t>
+            </w:r>
+          </w:p>
+        </w:tc>
+      </w:tr>
     </w:tbl>
     <w:p>
       <w:pPr>
@@ -1186,7 +681,7 @@
           <w:u w:val="single"/>
           <w:rtl/>
         </w:rPr>
-        <w:t xml:space="preserve">הערות מקצועיות לפני ההגשה</w:t>
+        <w:t xml:space="preserve">לפני ההגשה</w:t>
       </w:r>
     </w:p>
     <w:p>
@@ -1209,16 +704,16 @@
           <w:szCs w:val="24"/>
           <w:rtl/>
         </w:rPr>
-        <w:t xml:space="preserve">סמכות - לבדוק ראשון. </w:t>
-      </w:r>
-      <w:r>
-        <w:rPr>
-          <w:rFonts w:ascii="David" w:cs="David" w:eastAsia="David" w:hAnsi="David"/>
-          <w:sz w:val="24"/>
-          <w:szCs w:val="24"/>
-          <w:rtl/>
-        </w:rPr>
-        <w:t xml:space="preserve">אם תביעת הגירושין הוגשה לבית הדין הרבני ונכרכו בה ענייני הילדים (משמורת, חינוך), ייתכן שהסמכות בעניין זה נתונה לבית הדין. יש לבדוק את כתב התביעה בבית הדין לפני ההגשה, ולהתאים את סעיף הסמכות בבקשה.</w:t>
+        <w:t xml:space="preserve">מספר זהות. </w:t>
+      </w:r>
+      <w:r>
+        <w:rPr>
+          <w:rFonts w:ascii="David" w:cs="David" w:eastAsia="David" w:hAnsi="David"/>
+          <w:sz w:val="24"/>
+          <w:szCs w:val="24"/>
+          <w:rtl/>
+        </w:rPr>
+        <w:t xml:space="preserve">ספרת הביקורת של 454455511 אינה תקינה. יש לבדוק מול תעודת הזהות לפני חתימת התצהיר.</w:t>
       </w:r>
     </w:p>
     <w:p>
@@ -1241,16 +736,16 @@
           <w:szCs w:val="24"/>
           <w:rtl/>
         </w:rPr>
-        <w:t xml:space="preserve">יישוב סכסוך. </w:t>
-      </w:r>
-      <w:r>
-        <w:rPr>
-          <w:rFonts w:ascii="David" w:cs="David" w:eastAsia="David" w:hAnsi="David"/>
-          <w:sz w:val="24"/>
-          <w:szCs w:val="24"/>
-          <w:rtl/>
-        </w:rPr>
-        <w:t xml:space="preserve">אם אין עדיין הליך תלוי בין הצדדים בבית המשפט לענייני משפחה, יש להגיש תחילה בקשה ליישוב סכסוך לפי החוק להסדר התדיינויות בסכסוכי משפחה, התשע"ה-2014. במקרה כזה יש להוסיף לסעיף הסמכות את מועד הגשת הבקשה ליישוב סכסוך ואת סיום תקופת העיכוב.</w:t>
+        <w:t xml:space="preserve">תאריכים. </w:t>
+      </w:r>
+      <w:r>
+        <w:rPr>
+          <w:rFonts w:ascii="David" w:cs="David" w:eastAsia="David" w:hAnsi="David"/>
+          <w:sz w:val="24"/>
+          <w:szCs w:val="24"/>
+          <w:rtl/>
+        </w:rPr>
+        <w:t xml:space="preserve">התיק 21221-03-25 נפתח במרץ 2025, ואילו הפרידה מתוארת כ-17.5.25. יש לוודא שהתאריך נכון, כי בית המשפט יראה את הפער.</w:t>
       </w:r>
     </w:p>
     <w:p>
@@ -1273,16 +768,16 @@
           <w:szCs w:val="24"/>
           <w:rtl/>
         </w:rPr>
-        <w:t xml:space="preserve">הדוגמאות הקונקרטיות הן לב הבקשה. </w:t>
-      </w:r>
-      <w:r>
-        <w:rPr>
-          <w:rFonts w:ascii="David" w:cs="David" w:eastAsia="David" w:hAnsi="David"/>
-          <w:sz w:val="24"/>
-          <w:szCs w:val="24"/>
-          <w:rtl/>
-        </w:rPr>
-        <w:t xml:space="preserve">בתי המשפט נותנים סמכות בלעדית על יסוד אירועים מתועדים: תאריך, הפנייה, תגובת האב והנזק לילד. בלי מקרה כזה אחד לפחות, סביר שהסעד העיקרי יידחה, או שהתיק יופנה לתסקיר ויתארך. יש לצרף צילומי מסך והודעות כנספח ג'.</w:t>
+        <w:t xml:space="preserve">נספח ד' הוא מה שמצדיק את הדחיפות. </w:t>
+      </w:r>
+      <w:r>
+        <w:rPr>
+          <w:rFonts w:ascii="David" w:cs="David" w:eastAsia="David" w:hAnsi="David"/>
+          <w:sz w:val="24"/>
+          <w:szCs w:val="24"/>
+          <w:rtl/>
+        </w:rPr>
+        <w:t xml:space="preserve">המסמך הרפואי צריך להראות את מועד ההליך. אם אין בו תאריך, יש להשיג אישור עם תאריך.</w:t>
       </w:r>
     </w:p>
     <w:p>
@@ -1305,16 +800,16 @@
           <w:szCs w:val="24"/>
           <w:rtl/>
         </w:rPr>
-        <w:t xml:space="preserve">התצהיר המקוצר. </w:t>
-      </w:r>
-      <w:r>
-        <w:rPr>
-          <w:rFonts w:ascii="David" w:cs="David" w:eastAsia="David" w:hAnsi="David"/>
-          <w:sz w:val="24"/>
-          <w:szCs w:val="24"/>
-          <w:rtl/>
-        </w:rPr>
-        <w:t xml:space="preserve">התצהיר מאמת את "כל האמור בבקשה". לכן יש למלא את הבקשה עד הסוף לפני שהמבקשת חותמת על התצהיר.</w:t>
+        <w:t xml:space="preserve">מרכז הקשר. </w:t>
+      </w:r>
+      <w:r>
+        <w:rPr>
+          <w:rFonts w:ascii="David" w:cs="David" w:eastAsia="David" w:hAnsi="David"/>
+          <w:sz w:val="24"/>
+          <w:szCs w:val="24"/>
+          <w:rtl/>
+        </w:rPr>
+        <w:t xml:space="preserve">מומלץ מאוד לבקש מפל"א אישור בכתב על אי-הגעת האב, ולצרפו כנספח ה'. זו ראיה ניטרלית, והיא חזקה יותר מכל טענה של המבקשת.</w:t>
       </w:r>
     </w:p>
     <w:p>
@@ -1337,16 +832,16 @@
           <w:szCs w:val="24"/>
           <w:rtl/>
         </w:rPr>
-        <w:t xml:space="preserve">דיוק לגבי הקשר עם האב. </w:t>
-      </w:r>
-      <w:r>
-        <w:rPr>
-          <w:rFonts w:ascii="David" w:cs="David" w:eastAsia="David" w:hAnsi="David"/>
-          <w:sz w:val="24"/>
-          <w:szCs w:val="24"/>
-          <w:rtl/>
-        </w:rPr>
-        <w:t xml:space="preserve">אם קיים קשר כלשהו בין האב לילדים, אין לכתוב שאינו קיים. הגזמה תפגע באמינות המבקשת בכל ההליך, כולל בהליך הגירושין.</w:t>
+        <w:t xml:space="preserve">המלצה לטיפול רגשי. </w:t>
+      </w:r>
+      <w:r>
+        <w:rPr>
+          <w:rFonts w:ascii="David" w:cs="David" w:eastAsia="David" w:hAnsi="David"/>
+          <w:sz w:val="24"/>
+          <w:szCs w:val="24"/>
+          <w:rtl/>
+        </w:rPr>
+        <w:t xml:space="preserve">אם יש מסמך מבית הספר או מגורם טיפולי שממליץ על הטיפול, כדאי לצרפו. הוא מחזק את הסעד הזמני.</w:t>
       </w:r>
     </w:p>
     <w:p>
@@ -1369,16 +864,16 @@
           <w:szCs w:val="24"/>
           <w:rtl/>
         </w:rPr>
-        <w:t xml:space="preserve">מזונות. </w:t>
-      </w:r>
-      <w:r>
-        <w:rPr>
-          <w:rFonts w:ascii="David" w:cs="David" w:eastAsia="David" w:hAnsi="David"/>
-          <w:sz w:val="24"/>
-          <w:szCs w:val="24"/>
-          <w:rtl/>
-        </w:rPr>
-        <w:t xml:space="preserve">אי-תשלום מזונות אינו עילה משפטית לאפוטרופסות בלעדית. הוא מוזכר בבקשה רק כחלק מהתמונה, ואין להרחיב בו.</w:t>
+        <w:t xml:space="preserve">התצהיר. </w:t>
+      </w:r>
+      <w:r>
+        <w:rPr>
+          <w:rFonts w:ascii="David" w:cs="David" w:eastAsia="David" w:hAnsi="David"/>
+          <w:sz w:val="24"/>
+          <w:szCs w:val="24"/>
+          <w:rtl/>
+        </w:rPr>
+        <w:t xml:space="preserve">התצהיר מאמת את "כל האמור בבקשה". המבקשת חותמת עליו רק אחרי שהבקשה סופית.</w:t>
       </w:r>
     </w:p>
     <w:p>
@@ -1401,102 +896,6 @@
           <w:szCs w:val="24"/>
           <w:rtl/>
         </w:rPr>
-        <w:t xml:space="preserve">ההסדר המוצע לעדכון האב. </w:t>
-      </w:r>
-      <w:r>
-        <w:rPr>
-          <w:rFonts w:ascii="David" w:cs="David" w:eastAsia="David" w:hAnsi="David"/>
-          <w:sz w:val="24"/>
-          <w:szCs w:val="24"/>
-          <w:rtl/>
-        </w:rPr>
-        <w:t xml:space="preserve">זהו מרכיב חשוב: הוא מציג את המבקשת כהורה הוגן ומקל על בית המשפט ליתן את הסעד. מומלץ שלא להסירו.</w:t>
-      </w:r>
-    </w:p>
-    <w:p>
-      <w:pPr>
-        <w:pStyle w:val="ListParagraph"/>
-        <w:numPr>
-          <w:ilvl w:val="0"/>
-          <w:numId w:val="2"/>
-        </w:numPr>
-        <w:bidi/>
-        <w:spacing w:after="120" w:before="0" w:line="360" w:lineRule="auto"/>
-        <w:jc w:val="both"/>
-      </w:pPr>
-      <w:r>
-        <w:rPr>
-          <w:rFonts w:ascii="David" w:cs="David" w:eastAsia="David" w:hAnsi="David"/>
-          <w:b/>
-          <w:bCs/>
-          <w:sz w:val="24"/>
-          <w:szCs w:val="24"/>
-          <w:rtl/>
-        </w:rPr>
-        <w:t xml:space="preserve">מספר הקטינים. </w:t>
-      </w:r>
-      <w:r>
-        <w:rPr>
-          <w:rFonts w:ascii="David" w:cs="David" w:eastAsia="David" w:hAnsi="David"/>
-          <w:sz w:val="24"/>
-          <w:szCs w:val="24"/>
-          <w:rtl/>
-        </w:rPr>
-        <w:t xml:space="preserve">בכותרת הבקשה יש שלוש שורות לקטינים. יש להוסיף או למחוק שורות לפי הצורך.</w:t>
-      </w:r>
-    </w:p>
-    <w:p>
-      <w:pPr>
-        <w:pStyle w:val="ListParagraph"/>
-        <w:numPr>
-          <w:ilvl w:val="0"/>
-          <w:numId w:val="2"/>
-        </w:numPr>
-        <w:bidi/>
-        <w:spacing w:after="120" w:before="0" w:line="360" w:lineRule="auto"/>
-        <w:jc w:val="both"/>
-      </w:pPr>
-      <w:r>
-        <w:rPr>
-          <w:rFonts w:ascii="David" w:cs="David" w:eastAsia="David" w:hAnsi="David"/>
-          <w:b/>
-          <w:bCs/>
-          <w:sz w:val="24"/>
-          <w:szCs w:val="24"/>
-          <w:rtl/>
-        </w:rPr>
-        <w:t xml:space="preserve">תסקיר. </w:t>
-      </w:r>
-      <w:r>
-        <w:rPr>
-          <w:rFonts w:ascii="David" w:cs="David" w:eastAsia="David" w:hAnsi="David"/>
-          <w:sz w:val="24"/>
-          <w:szCs w:val="24"/>
-          <w:rtl/>
-        </w:rPr>
-        <w:t xml:space="preserve">בית המשפט עשוי להפנות את העניין לעו"ס לסדרי דין. יש להכין את המבקשת לכך.</w:t>
-      </w:r>
-    </w:p>
-    <w:p>
-      <w:pPr>
-        <w:pStyle w:val="ListParagraph"/>
-        <w:numPr>
-          <w:ilvl w:val="0"/>
-          <w:numId w:val="2"/>
-        </w:numPr>
-        <w:bidi/>
-        <w:spacing w:after="120" w:before="0" w:line="360" w:lineRule="auto"/>
-        <w:jc w:val="both"/>
-      </w:pPr>
-      <w:r>
-        <w:rPr>
-          <w:rFonts w:ascii="David" w:cs="David" w:eastAsia="David" w:hAnsi="David"/>
-          <w:b/>
-          <w:bCs/>
-          <w:sz w:val="24"/>
-          <w:szCs w:val="24"/>
-          <w:rtl/>
-        </w:rPr>
         <w:t xml:space="preserve">טקסט מסומן בצהוב. </w:t>
       </w:r>
       <w:r>
@@ -1506,39 +905,7 @@
           <w:szCs w:val="24"/>
           <w:rtl/>
         </w:rPr>
-        <w:t xml:space="preserve">כל טקסט בסוגריים מרובעים המסומן בצהוב הוא הנחיה: יש להחליפו בפרטים או למחוק אותו, ולהסיר את הסימון. לבסוף יש לחפש "[" ו-"___" ולוודא שלא נשאר דבר.</w:t>
-      </w:r>
-    </w:p>
-    <w:p>
-      <w:pPr>
-        <w:pStyle w:val="ListParagraph"/>
-        <w:numPr>
-          <w:ilvl w:val="0"/>
-          <w:numId w:val="2"/>
-        </w:numPr>
-        <w:bidi/>
-        <w:spacing w:after="120" w:before="0" w:line="360" w:lineRule="auto"/>
-        <w:jc w:val="both"/>
-      </w:pPr>
-      <w:r>
-        <w:rPr>
-          <w:rFonts w:ascii="David" w:cs="David" w:eastAsia="David" w:hAnsi="David"/>
-          <w:b/>
-          <w:bCs/>
-          <w:sz w:val="24"/>
-          <w:szCs w:val="24"/>
-          <w:rtl/>
-        </w:rPr>
-        <w:t xml:space="preserve">אורך. </w:t>
-      </w:r>
-      <w:r>
-        <w:rPr>
-          <w:rFonts w:ascii="David" w:cs="David" w:eastAsia="David" w:hAnsi="David"/>
-          <w:sz w:val="24"/>
-          <w:szCs w:val="24"/>
-          <w:rtl/>
-        </w:rPr>
-        <w:t xml:space="preserve">הבקשה בנויה לשני עמודים. מילוי הפרטים עשוי להוסיף כמה שורות; אם היא גולשת לעמוד שלישי, אפשר לקצר את סעיף הסעד הזמני או למחוק אותו.</w:t>
+        <w:t xml:space="preserve">אם נשאר טקסט מסומן, יש להחליפו או למחוק אותו. לבסוף יש לחפש "___" ולוודא שהכול מולא.</w:t>
       </w:r>
     </w:p>
     <w:p>
@@ -1621,7 +988,7 @@
           <w:szCs w:val="24"/>
           <w:rtl/>
         </w:rPr>
-        <w:t xml:space="preserve">נספח ג' - התכתבויות עם המשיב בדבר הפניות לחתימה.</w:t>
+        <w:t xml:space="preserve">נספח ג' - ההתכתבויות עם המשיב מיום 22.10.26 ואילך, ותיעוד השיחות שלא נענו.</w:t>
       </w:r>
     </w:p>
     <w:p>
@@ -1642,28 +1009,7 @@
           <w:szCs w:val="24"/>
           <w:rtl/>
         </w:rPr>
-        <w:t xml:space="preserve">נספח ד' - מסמכים ממוסדות החינוך והגורמים הרפואיים (אם יש).</w:t>
-      </w:r>
-    </w:p>
-    <w:p>
-      <w:pPr>
-        <w:pStyle w:val="ListParagraph"/>
-        <w:numPr>
-          <w:ilvl w:val="0"/>
-          <w:numId w:val="3"/>
-        </w:numPr>
-        <w:bidi/>
-        <w:spacing w:after="120" w:before="0" w:line="360" w:lineRule="auto"/>
-        <w:jc w:val="both"/>
-      </w:pPr>
-      <w:r>
-        <w:rPr>
-          <w:rFonts w:ascii="David" w:cs="David" w:eastAsia="David" w:hAnsi="David"/>
-          <w:sz w:val="24"/>
-          <w:szCs w:val="24"/>
-          <w:rtl/>
-        </w:rPr>
-        <w:t xml:space="preserve">נספח ה' - החלטה בעניין מזונות / אישור חוב מההוצאה לפועל (אם יש).</w:t>
+        <w:t xml:space="preserve">נספח ד' - המסמך הרפואי בעניין ההליך הצפוי של ב.ל.</w:t>
       </w:r>
     </w:p>
     <w:sectPr>

--- a/guardianship-petition/00_הנחיות_מילוי.docx
+++ b/guardianship-petition/00_הנחיות_מילוי.docx
@@ -778,6 +778,38 @@
           <w:rtl/>
         </w:rPr>
         <w:t xml:space="preserve">המסמך הרפואי צריך להראות את מועד ההליך. אם אין בו תאריך, יש להשיג אישור עם תאריך.</w:t>
+      </w:r>
+    </w:p>
+    <w:p>
+      <w:pPr>
+        <w:pStyle w:val="ListParagraph"/>
+        <w:numPr>
+          <w:ilvl w:val="0"/>
+          <w:numId w:val="2"/>
+        </w:numPr>
+        <w:bidi/>
+        <w:spacing w:after="120" w:before="0" w:line="360" w:lineRule="auto"/>
+        <w:jc w:val="both"/>
+      </w:pPr>
+      <w:r>
+        <w:rPr>
+          <w:rFonts w:ascii="David" w:cs="David" w:eastAsia="David" w:hAnsi="David"/>
+          <w:b/>
+          <w:bCs/>
+          <w:sz w:val="24"/>
+          <w:szCs w:val="24"/>
+          <w:rtl/>
+        </w:rPr>
+        <w:t xml:space="preserve">הוועדה. </w:t>
+      </w:r>
+      <w:r>
+        <w:rPr>
+          <w:rFonts w:ascii="David" w:cs="David" w:eastAsia="David" w:hAnsi="David"/>
+          <w:sz w:val="24"/>
+          <w:szCs w:val="24"/>
+          <w:rtl/>
+        </w:rPr>
+        <w:t xml:space="preserve">אם יש זימון לוועדת הזכאות והאפיון, או מכתב מהגננת או מהפסיכולוג החינוכי על הקשיים של ב.ל, מומלץ מאוד לצרפו כנספח ה' ולהוסיף אותו לשורת הנספחים בבקשה. זה המסמך שמוכיח את הדחיפות בעניין הוועדה.</w:t>
       </w:r>
     </w:p>
     <w:p>
